--- a/entregas/plano-contingencia-agua/cenarios/04-vazamento-e-alagamento/cenario-4-vazamento-e-alagamento-procedimento.docx
+++ b/entregas/plano-contingencia-agua/cenarios/04-vazamento-e-alagamento/cenario-4-vazamento-e-alagamento-procedimento.docx
@@ -1776,6 +1776,7 @@
     <w:p>
       <w:pPr>
         <w:keepNext/>
+        <w:pageBreakBefore/>
         <w:pBdr>
           <w:bottom w:val="single" w:sz="8" w:space="5" w:color="2F4162"/>
         </w:pBdr>
@@ -2606,6 +2607,7 @@
     <w:p>
       <w:pPr>
         <w:keepNext/>
+        <w:pageBreakBefore/>
         <w:pBdr>
           <w:bottom w:val="single" w:sz="8" w:space="5" w:color="2F4162"/>
         </w:pBdr>
@@ -3696,6 +3698,7 @@
     <w:p>
       <w:pPr>
         <w:keepNext/>
+        <w:pageBreakBefore/>
         <w:pBdr>
           <w:bottom w:val="single" w:sz="8" w:space="5" w:color="2F4162"/>
         </w:pBdr>
@@ -4360,6 +4363,7 @@
     <w:p>
       <w:pPr>
         <w:keepNext/>
+        <w:pageBreakBefore/>
         <w:pBdr>
           <w:bottom w:val="single" w:sz="8" w:space="5" w:color="2F4162"/>
         </w:pBdr>
@@ -5792,6 +5796,7 @@
     <w:p>
       <w:pPr>
         <w:keepNext/>
+        <w:pageBreakBefore/>
         <w:pBdr>
           <w:bottom w:val="single" w:sz="8" w:space="5" w:color="2F4162"/>
         </w:pBdr>
@@ -6812,6 +6817,7 @@
     <w:p>
       <w:pPr>
         <w:keepNext/>
+        <w:pageBreakBefore/>
         <w:pBdr>
           <w:bottom w:val="single" w:sz="8" w:space="5" w:color="2F4162"/>
         </w:pBdr>
@@ -8063,6 +8069,52 @@
           <w:sz w:val="22"/>
         </w:rPr>
         <w:t>Fase 2 — Escalonar e comunicar (T+0 a T+30 min)</w:t>
+      </w:r>
+    </w:p>
+    <w:p>
+      <w:pPr>
+        <w:spacing w:after="130" w:before="0" w:line="284" w:lineRule="exact"/>
+        <w:jc w:val="both"/>
+      </w:pPr>
+      <w:r>
+        <w:rPr>
+          <w:rFonts w:ascii="Arial" w:hAnsi="Arial" w:cs="Arial" w:eastAsia="Arial"/>
+          <w:b/>
+          <w:i w:val="0"/>
+          <w:color w:val="1F2A37"/>
+          <w:sz w:val="20"/>
+        </w:rPr>
+        <w:t>Comunicação:</w:t>
+      </w:r>
+      <w:r>
+        <w:rPr>
+          <w:rFonts w:ascii="Arial" w:hAnsi="Arial" w:cs="Arial" w:eastAsia="Arial"/>
+          <w:b w:val="0"/>
+          <w:i w:val="0"/>
+          <w:color w:val="1F2A37"/>
+          <w:sz w:val="20"/>
+        </w:rPr>
+        <w:t xml:space="preserve"> classifique o grau da ocorrência (G1, G2 ou G3) e siga o </w:t>
+      </w:r>
+      <w:r>
+        <w:rPr>
+          <w:rFonts w:ascii="Arial" w:hAnsi="Arial" w:cs="Arial" w:eastAsia="Arial"/>
+          <w:b/>
+          <w:i w:val="0"/>
+          <w:color w:val="1F2A37"/>
+          <w:sz w:val="20"/>
+        </w:rPr>
+        <w:t>Cenário T</w:t>
+      </w:r>
+      <w:r>
+        <w:rPr>
+          <w:rFonts w:ascii="Arial" w:hAnsi="Arial" w:cs="Arial" w:eastAsia="Arial"/>
+          <w:b w:val="0"/>
+          <w:i w:val="0"/>
+          <w:color w:val="1F2A37"/>
+          <w:sz w:val="20"/>
+        </w:rPr>
+        <w:t>: quem avisa quem, em que prazo e com que modelo.</w:t>
       </w:r>
     </w:p>
     <w:p>
@@ -10216,6 +10268,7 @@
     <w:p>
       <w:pPr>
         <w:keepNext/>
+        <w:pageBreakBefore/>
         <w:pBdr>
           <w:bottom w:val="single" w:sz="8" w:space="5" w:color="2F4162"/>
         </w:pBdr>
@@ -19813,6 +19866,7 @@
     <w:p>
       <w:pPr>
         <w:keepNext/>
+        <w:pageBreakBefore/>
         <w:pBdr>
           <w:bottom w:val="single" w:sz="8" w:space="5" w:color="2F4162"/>
         </w:pBdr>
@@ -23178,6 +23232,7 @@
     <w:p>
       <w:pPr>
         <w:keepNext/>
+        <w:pageBreakBefore/>
         <w:pBdr>
           <w:bottom w:val="single" w:sz="8" w:space="5" w:color="2F4162"/>
         </w:pBdr>
@@ -24864,6 +24919,7 @@
     <w:p>
       <w:pPr>
         <w:keepNext/>
+        <w:pageBreakBefore/>
         <w:pBdr>
           <w:bottom w:val="single" w:sz="8" w:space="5" w:color="2F4162"/>
         </w:pBdr>
@@ -25970,12 +26026,13 @@
           <w:color w:val="1F2A37"/>
           <w:sz w:val="20"/>
         </w:rPr>
-        <w:t xml:space="preserve"> da área por período definido pelo RT ⚠ (nível, piso, forro, mofo, reincidência).</w:t>
+        <w:t xml:space="preserve"> da área por período definido pelo responsável técnico ⚠ (sugestão: 30 dias, como nos demais cenários; nível, piso, forro, mofo, reincidência).</w:t>
       </w:r>
     </w:p>
     <w:p>
       <w:pPr>
         <w:keepNext/>
+        <w:pageBreakBefore/>
         <w:pBdr>
           <w:bottom w:val="single" w:sz="8" w:space="5" w:color="2F4162"/>
         </w:pBdr>
@@ -26905,6 +26962,7 @@
     <w:p>
       <w:pPr>
         <w:keepNext/>
+        <w:pageBreakBefore/>
         <w:pBdr>
           <w:bottom w:val="single" w:sz="8" w:space="5" w:color="2F4162"/>
         </w:pBdr>
@@ -26919,6 +26977,122 @@
           <w:sz w:val="27"/>
         </w:rPr>
         <w:t>14. Modelos de comunicação</w:t>
+      </w:r>
+    </w:p>
+    <w:p>
+      <w:pPr>
+        <w:spacing w:after="130" w:before="0" w:line="284" w:lineRule="exact"/>
+        <w:jc w:val="both"/>
+      </w:pPr>
+      <w:r>
+        <w:rPr>
+          <w:rFonts w:ascii="Arial" w:hAnsi="Arial" w:cs="Arial" w:eastAsia="Arial"/>
+          <w:b w:val="0"/>
+          <w:i w:val="0"/>
+          <w:color w:val="1F2A37"/>
+          <w:sz w:val="20"/>
+        </w:rPr>
+        <w:t xml:space="preserve">Os </w:t>
+      </w:r>
+      <w:r>
+        <w:rPr>
+          <w:rFonts w:ascii="Arial" w:hAnsi="Arial" w:cs="Arial" w:eastAsia="Arial"/>
+          <w:b/>
+          <w:i w:val="0"/>
+          <w:color w:val="1F2A37"/>
+          <w:sz w:val="20"/>
+        </w:rPr>
+        <w:t>modelos-padrão</w:t>
+      </w:r>
+      <w:r>
+        <w:rPr>
+          <w:rFonts w:ascii="Arial" w:hAnsi="Arial" w:cs="Arial" w:eastAsia="Arial"/>
+          <w:b w:val="0"/>
+          <w:i w:val="0"/>
+          <w:color w:val="1F2A37"/>
+          <w:sz w:val="20"/>
+        </w:rPr>
+        <w:t xml:space="preserve"> de aviso (9.1 a 9.11), a </w:t>
+      </w:r>
+      <w:r>
+        <w:rPr>
+          <w:rFonts w:ascii="Arial" w:hAnsi="Arial" w:cs="Arial" w:eastAsia="Arial"/>
+          <w:b/>
+          <w:i w:val="0"/>
+          <w:color w:val="1F2A37"/>
+          <w:sz w:val="20"/>
+        </w:rPr>
+        <w:t>classificação G1, G2 e G3</w:t>
+      </w:r>
+      <w:r>
+        <w:rPr>
+          <w:rFonts w:ascii="Arial" w:hAnsi="Arial" w:cs="Arial" w:eastAsia="Arial"/>
+          <w:b w:val="0"/>
+          <w:i w:val="0"/>
+          <w:color w:val="1F2A37"/>
+          <w:sz w:val="20"/>
+        </w:rPr>
+        <w:t xml:space="preserve"> e a </w:t>
+      </w:r>
+      <w:r>
+        <w:rPr>
+          <w:rFonts w:ascii="Arial" w:hAnsi="Arial" w:cs="Arial" w:eastAsia="Arial"/>
+          <w:b/>
+          <w:i w:val="0"/>
+          <w:color w:val="1F2A37"/>
+          <w:sz w:val="20"/>
+        </w:rPr>
+        <w:t>matriz de destinatários</w:t>
+      </w:r>
+      <w:r>
+        <w:rPr>
+          <w:rFonts w:ascii="Arial" w:hAnsi="Arial" w:cs="Arial" w:eastAsia="Arial"/>
+          <w:b w:val="0"/>
+          <w:i w:val="0"/>
+          <w:color w:val="1F2A37"/>
+          <w:sz w:val="20"/>
+        </w:rPr>
+        <w:t xml:space="preserve"> estão no </w:t>
+      </w:r>
+      <w:r>
+        <w:rPr>
+          <w:rFonts w:ascii="Arial" w:hAnsi="Arial" w:cs="Arial" w:eastAsia="Arial"/>
+          <w:b/>
+          <w:i w:val="0"/>
+          <w:color w:val="1F2A37"/>
+          <w:sz w:val="20"/>
+        </w:rPr>
+        <w:t>Cenário T</w:t>
+      </w:r>
+      <w:r>
+        <w:rPr>
+          <w:rFonts w:ascii="Arial" w:hAnsi="Arial" w:cs="Arial" w:eastAsia="Arial"/>
+          <w:b w:val="0"/>
+          <w:i w:val="0"/>
+          <w:color w:val="1F2A37"/>
+          <w:sz w:val="20"/>
+        </w:rPr>
+        <w:t xml:space="preserve">. Os modelos abaixo são </w:t>
+      </w:r>
+      <w:r>
+        <w:rPr>
+          <w:rFonts w:ascii="Arial" w:hAnsi="Arial" w:cs="Arial" w:eastAsia="Arial"/>
+          <w:b/>
+          <w:i w:val="0"/>
+          <w:color w:val="1F2A37"/>
+          <w:sz w:val="20"/>
+        </w:rPr>
+        <w:t>específicos deste cenário</w:t>
+      </w:r>
+      <w:r>
+        <w:rPr>
+          <w:rFonts w:ascii="Arial" w:hAnsi="Arial" w:cs="Arial" w:eastAsia="Arial"/>
+          <w:b w:val="0"/>
+          <w:i w:val="0"/>
+          <w:color w:val="1F2A37"/>
+          <w:sz w:val="20"/>
+        </w:rPr>
+        <w:t>.</w:t>
       </w:r>
     </w:p>
     <w:p>
@@ -27475,6 +27649,7 @@
     <w:p>
       <w:pPr>
         <w:keepNext/>
+        <w:pageBreakBefore/>
         <w:pBdr>
           <w:bottom w:val="single" w:sz="8" w:space="5" w:color="2F4162"/>
         </w:pBdr>
@@ -29308,6 +29483,7 @@
     <w:p>
       <w:pPr>
         <w:keepNext/>
+        <w:pageBreakBefore/>
         <w:pBdr>
           <w:bottom w:val="single" w:sz="8" w:space="5" w:color="2F4162"/>
         </w:pBdr>
@@ -30297,6 +30473,7 @@
     <w:p>
       <w:pPr>
         <w:keepNext/>
+        <w:pageBreakBefore/>
         <w:pBdr>
           <w:bottom w:val="single" w:sz="8" w:space="5" w:color="2F4162"/>
         </w:pBdr>
